--- a/SWE-540/Topic 3/Topic 3 Discussion 1.docx
+++ b/SWE-540/Topic 3/Topic 3 Discussion 1.docx
@@ -38,6 +38,33 @@
       </w:r>
     </w:p>
     <w:p/>
+    <w:p>
+      <w:r>
+        <w:t>Hello Class,</w:t>
+      </w:r>
+    </w:p>
+    <w:p>
+      <w:pPr>
+        <w:ind w:firstLine="720"/>
+      </w:pPr>
+      <w:r>
+        <w:t>Last week, I successfully completed the functional requirements, non-functional requirements, and technical requirements for my project. This was a crucial milestone that involved thoroughly defining what the system must do, how it should perform under various conditions, and the technical specifications needed to support the development process. By finalizing these requirements, I have established a clear and comprehensive foundation that will guide the design and implementation phases moving forward.</w:t>
+      </w:r>
+    </w:p>
+    <w:p>
+      <w:pPr>
+        <w:ind w:firstLine="720"/>
+      </w:pPr>
+      <w:r>
+        <w:t xml:space="preserve">This week, my focus will shift to advancing </w:t>
+      </w:r>
+      <w:r>
+        <w:t>logical</w:t>
+      </w:r>
+      <w:r>
+        <w:t xml:space="preserve"> system design. I plan to dedicate significant effort to mapping out the system’s architecture, defining data flows, and detailing the interactions between different components. This phase is essential to ensure that the system’s structure is well-organized, scalable, and aligned with the requirements previously established. By concentrating on the logical design, I aim to create a robust blueprint that will facilitate efficient development and help prevent potential issues later in the project lifecycle.</w:t>
+      </w:r>
+    </w:p>
     <w:p/>
     <w:sectPr>
       <w:pgSz w:w="12240" w:h="15840"/>
